--- a/data/ai_paras/AI_para_131.docx
+++ b/data/ai_paras/AI_para_131.docx
@@ -4,7 +4,7 @@
   <w:body>
     <w:p>
       <w:r>
-        <w:t>In conclusion, successful leadership in public health is characterized by a combination of traits that collectively enhance decision-making, policy implementation, and community engagement. These leaders demonstrate decisiveness and resilience, enabling them to navigate crises effectively and implement timely interventions. Their ability to communicate persuasively and advocate for evidence-based policies ensures that public health initiatives receive the necessary support and resources. Furthermore, leaders who prioritize collaboration across sectors and engage with marginalized communities are instrumental in reducing health disparities and fostering inclusive health systems. By embodying these traits, public health leaders not only improve health outcomes but also build trust and resilience within communities, ensuring that public health systems are responsive and equitable for all.</w:t>
+        <w:t>Leadership in public health plays a vital role in shaping effective decision-making processes, implementing policies, and engaging communities. Successful leaders are characterized by their ability to navigate complex health landscapes, thereby facilitating timely and informed responses to public health challenges. In the realm of policy implementation, leaders are instrumental in translating evidence-based research into actionable strategies that address pressing health issues. Furthermore, their capacity to engage with diverse community groups ensures that health initiatives are inclusive and culturally sensitive, fostering trust and cooperation. Ultimately, the traits of a successful leader in public health extend beyond technical expertise, encompassing the ability to inspire and mobilize collective action towards improved health outcomes for all.</w:t>
       </w:r>
     </w:p>
     <w:sectPr>
